--- a/铁路线路智能综合检测机器人/技术文档章节拆分_20260417_0116/铁路线路智能综合检测机器人_技术文档_V3.0_第04章_软件与AI算法架构_20260419_0842.docx
+++ b/铁路线路智能综合检测机器人/技术文档章节拆分_20260417_0116/铁路线路智能综合检测机器人_技术文档_V3.0_第04章_软件与AI算法架构_20260419_0842.docx
@@ -367,7 +367,7 @@
           <w:rStyle w:val="VerbatimChar"/>
           <w:rFonts w:ascii="Times New Roman" w:hAnsi="Times New Roman"/>
         </w:rPr>
-        <w:t xml:space="preserve">        D3["HWT905 IMU姿态传感器"]</w:t>
+        <w:t xml:space="preserve">        D3["姿态传感器HWT905姿态传感器"]</w:t>
       </w:r>
       <w:r>
         <w:rPr>
@@ -1165,7 +1165,7 @@
               <w:jc w:val="left"/>
             </w:pPr>
             <w:r>
-              <w:t xml:space="preserve">单点测距传感器+HWT905融合，阈值判定</w:t>
+              <w:t xml:space="preserve">单点测距传感器+姿态传感器HWT905融合，阈值判定</w:t>
             </w:r>
           </w:p>
         </w:tc>
@@ -4275,7 +4275,7 @@
         <w:rPr>
           <w:rFonts w:ascii="Times New Roman" w:hAnsi="Times New Roman"/>
         </w:rPr>
-        <w:t xml:space="preserve">当目标检测输出”松动”或”歪斜”时，融合HWT905的姿态振动信号进行二次确认。振动信号幅值</w:t>
+        <w:t xml:space="preserve">当目标检测输出”松动”或”歪斜”时，融合姿态传感器HWT905的姿态振动信号进行二次确认。振动信号幅值</w:t>
       </w:r>
       <w:r>
         <w:rPr>
@@ -37377,7 +37377,7 @@
           <w:rStyle w:val="VerbatimChar"/>
           <w:rFonts w:ascii="Times New Roman" w:hAnsi="Times New Roman"/>
         </w:rPr>
-        <w:t xml:space="preserve">    participant HWT905 as HWT905 IMU传感器&lt;br/&gt;(毫秒级时间戳)</w:t>
+        <w:t xml:space="preserve">    participant 姿态传感器HWT905 as 姿态传感器HWT905传感器&lt;br/&gt;(毫秒级时间戳)</w:t>
       </w:r>
       <w:r>
         <w:rPr>
@@ -37524,7 +37524,7 @@
         <w:rPr>
           <w:rFonts w:ascii="Times New Roman" w:hAnsi="Times New Roman"/>
         </w:rPr>
-        <w:t xml:space="preserve">- HWT905 IMU数据：毫秒级时间戳，与相机帧编号精确对应</w:t>
+        <w:t xml:space="preserve">- 姿态传感器HWT905数据：毫秒级时间戳，与相机帧编号精确对应</w:t>
       </w:r>
       <w:r>
         <w:rPr>

--- a/铁路线路智能综合检测机器人/技术文档章节拆分_20260417_0116/铁路线路智能综合检测机器人_技术文档_V3.0_第04章_软件与AI算法架构_20260419_0842.docx
+++ b/铁路线路智能综合检测机器人/技术文档章节拆分_20260417_0116/铁路线路智能综合检测机器人_技术文档_V3.0_第04章_软件与AI算法架构_20260419_0842.docx
@@ -21200,7 +21200,7 @@
       </w:r>
     </w:p>
     <w:bookmarkEnd w:id="35"/>
-    <w:bookmarkStart w:id="36" w:name="陀螺仪-allan-方差实测参数"/>
+    <w:bookmarkStart w:id="36" w:name="姿态传感器allan-方差实测参数"/>
     <w:p>
       <w:pPr>
         <w:pStyle w:val="Heading6"/>
@@ -21209,7 +21209,7 @@
         <w:rPr>
           <w:rFonts w:ascii="Times New Roman" w:hAnsi="Times New Roman"/>
         </w:rPr>
-        <w:t xml:space="preserve">3.3.7.2.2 陀螺仪 Allan 方差实测参数</w:t>
+        <w:t xml:space="preserve">3.3.7.2.2 姿态传感器Allan 方差实测参数</w:t>
       </w:r>
     </w:p>
     <w:p>
@@ -21220,7 +21220,7 @@
         <w:rPr>
           <w:rFonts w:ascii="Times New Roman" w:hAnsi="Times New Roman"/>
         </w:rPr>
-        <w:t xml:space="preserve">依据本系统选用的 IMU 陀螺仪实测 Allan 方差曲线，提取各噪声系数如下：</w:t>
+        <w:t xml:space="preserve">依据本系统选用的 姿态传感器实测 Allan 方差曲线，提取各噪声系数如下：</w:t>
       </w:r>
     </w:p>
     <w:tbl>
@@ -22249,7 +22249,7 @@
         <w:t xml:space="preserve">3.3.7.3 系统误差与随机误差预算</w:t>
       </w:r>
     </w:p>
-    <w:bookmarkStart w:id="39" w:name="陀螺仪误差预算表"/>
+    <w:bookmarkStart w:id="39" w:name="姿态传感器误差预算表"/>
     <w:p>
       <w:pPr>
         <w:pStyle w:val="Heading6"/>
@@ -22258,7 +22258,7 @@
         <w:rPr>
           <w:rFonts w:ascii="Times New Roman" w:hAnsi="Times New Roman"/>
         </w:rPr>
-        <w:t xml:space="preserve">3.3.7.3.1 陀螺仪误差预算表</w:t>
+        <w:t xml:space="preserve">3.3.7.3.1 姿态传感器误差预算表</w:t>
       </w:r>
     </w:p>
     <w:tbl>
@@ -22917,7 +22917,7 @@
         <w:rPr>
           <w:rFonts w:ascii="Times New Roman" w:hAnsi="Times New Roman"/>
         </w:rPr>
-        <w:t xml:space="preserve">：陀螺仪误差对角度的影响主要体现在</w:t>
+        <w:t xml:space="preserve">：姿态传感器误差对角度的影响主要体现在</w:t>
       </w:r>
       <w:r>
         <w:rPr>
@@ -26280,7 +26280,7 @@
           <w:rFonts w:ascii="Times New Roman" w:hAnsi="Times New Roman"/>
           <w:b/>
         </w:rPr>
-        <w:t xml:space="preserve">纯姿态传感器（IMU/陀螺仪）方案存在根本性局限</w:t>
+        <w:t xml:space="preserve">纯姿态传感器（姿态传感器）方案存在根本性局限</w:t>
       </w:r>
       <w:r>
         <w:rPr>
@@ -26400,7 +26400,7 @@
           <w:rFonts w:ascii="Times New Roman" w:hAnsi="Times New Roman"/>
           <w:b/>
         </w:rPr>
-        <w:t xml:space="preserve">（1）陀螺仪输出角速度，不是位移</w:t>
+        <w:t xml:space="preserve">（1）姿态传感器输出角速度，不是位移</w:t>
       </w:r>
       <w:r>
         <w:rPr>
@@ -26412,7 +26412,7 @@
         <w:rPr>
           <w:rFonts w:ascii="Times New Roman" w:hAnsi="Times New Roman"/>
         </w:rPr>
-        <w:t xml:space="preserve">- 陀螺仪输出 °/s（角速度），积分一次得角度，再积分得角位移</w:t>
+        <w:t xml:space="preserve">- 姿态传感器输出 °/s（角速度），积分一次得角度，再积分得角位移</w:t>
       </w:r>
       <w:r>
         <w:rPr>
@@ -26424,7 +26424,7 @@
         <w:rPr>
           <w:rFonts w:ascii="Times New Roman" w:hAnsi="Times New Roman"/>
         </w:rPr>
-        <w:t xml:space="preserve">- 角位移 ≠ 垂向位移；陀螺仪没有感知沿激光方向绝对位移的能力</w:t>
+        <w:t xml:space="preserve">- 角位移 ≠ 垂向位移；姿态传感器没有感知沿激光方向绝对位移的能力</w:t>
       </w:r>
       <w:r>
         <w:rPr>
@@ -28531,7 +28531,7 @@
           <w:rStyle w:val="VerbatimChar"/>
           <w:rFonts w:ascii="Times New Roman" w:hAnsi="Times New Roman"/>
         </w:rPr>
-        <w:t xml:space="preserve">⚠️ 倾角传感器在车体中部，pitch_rate由陀螺仪角速率数据计算</w:t>
+        <w:t xml:space="preserve">⚠️ 倾角传感器在车体中部，pitch_rate由姿态传感器角速率数据计算</w:t>
       </w:r>
     </w:p>
     <w:bookmarkEnd w:id="51"/>
@@ -28678,7 +28678,7 @@
               <w:jc w:val="left"/>
             </w:pPr>
             <w:r>
-              <w:t xml:space="preserve">陀螺仪</w:t>
+              <w:t xml:space="preserve">姿态传感器</w:t>
             </w:r>
           </w:p>
         </w:tc>
@@ -32348,7 +32348,7 @@
               <w:jc w:val="left"/>
             </w:pPr>
             <w:r>
-              <w:t xml:space="preserve">陀螺仪角度随机游走（ARW）</w:t>
+              <w:t xml:space="preserve">姿态传感器角度随机游走（ARW）</w:t>
             </w:r>
           </w:p>
         </w:tc>
@@ -32462,7 +32462,7 @@
               <w:jc w:val="left"/>
             </w:pPr>
             <w:r>
-              <w:t xml:space="preserve">陀螺仪偏置不稳定性</w:t>
+              <w:t xml:space="preserve">姿态传感器偏置不稳定性</w:t>
             </w:r>
           </w:p>
         </w:tc>
@@ -32592,7 +32592,7 @@
               <w:jc w:val="left"/>
             </w:pPr>
             <w:r>
-              <w:t xml:space="preserve">加速度计主导，陀螺仪辅助</w:t>
+              <w:t xml:space="preserve">加速度计主导，姿态传感器辅助</w:t>
             </w:r>
           </w:p>
         </w:tc>
@@ -32920,7 +32920,7 @@
         <w:rPr>
           <w:rFonts w:ascii="Times New Roman" w:hAnsi="Times New Roman"/>
         </w:rPr>
-        <w:t xml:space="preserve">：由于融合后陀螺仪漂移被加速度计基准持续修正，实际融合输出精度</w:t>
+        <w:t xml:space="preserve">：由于融合后姿态传感器漂移被加速度计基准持续修正，实际融合输出精度</w:t>
       </w:r>
       <w:r>
         <w:rPr>
@@ -32998,7 +32998,7 @@
         <w:rPr>
           <w:rFonts w:ascii="Times New Roman" w:hAnsi="Times New Roman"/>
         </w:rPr>
-        <w:t xml:space="preserve">（2σ）。纯陀螺仪积分误差（BI 主导，</w:t>
+        <w:t xml:space="preserve">（2σ）。纯姿态传感器积分误差（BI 主导，</w:t>
       </w:r>
       <m:oMath>
         <m:r>
@@ -34119,7 +34119,7 @@
         <w:rPr>
           <w:rFonts w:ascii="Times New Roman" w:hAnsi="Times New Roman"/>
         </w:rPr>
-        <w:t xml:space="preserve">机器人静止采集 2h 以上陀螺仪和加速度计原始数据</w:t>
+        <w:t xml:space="preserve">机器人静止采集 2h 以上姿态传感器和加速度计原始数据</w:t>
       </w:r>
     </w:p>
     <w:p>
@@ -34197,7 +34197,7 @@
         <w:rPr>
           <w:rFonts w:ascii="Times New Roman" w:hAnsi="Times New Roman"/>
         </w:rPr>
-        <w:t xml:space="preserve">（陀螺仪），</w:t>
+        <w:t xml:space="preserve">（姿态传感器），</w:t>
       </w:r>
       <m:oMath>
         <m:sSub>
@@ -34338,7 +34338,7 @@
         <w:rPr>
           <w:rFonts w:ascii="Times New Roman" w:hAnsi="Times New Roman"/>
         </w:rPr>
-        <w:t xml:space="preserve">：自动切换至纯陀螺仪积分模式（增加卡尔曼增益中陀螺仪权重），同时触发”动态模式”标志；</w:t>
+        <w:t xml:space="preserve">：自动切换至纯姿态传感器积分模式（增加卡尔曼增益中姿态传感器权重），同时触发”动态模式”标志；</w:t>
       </w:r>
       <w:r>
         <w:rPr>
@@ -34603,7 +34603,7 @@
         <w:rPr>
           <w:rFonts w:ascii="Times New Roman" w:hAnsi="Times New Roman"/>
         </w:rPr>
-        <w:t xml:space="preserve">（动态模式下陀螺仪权重下界），</w:t>
+        <w:t xml:space="preserve">（动态模式下姿态传感器权重下界），</w:t>
       </w:r>
       <m:oMath>
         <m:r>
